--- a/backend/src/main/resources/templates/documents/Contrat_TEMPORAIRE_modele.docx
+++ b/backend/src/main/resources/templates/documents/Contrat_TEMPORAIRE_modele.docx
@@ -1,6 +1,6 @@
 
 <file path=word/document.xml><?xml version="1.0" encoding="utf-8"?>
-<w:document xmlns:wpc="http://schemas.microsoft.com/office/word/2010/wordprocessingCanvas" xmlns:mo="http://schemas.microsoft.com/office/mac/office/2008/main" xmlns:mc="http://schemas.openxmlformats.org/markup-compatibility/2006" xmlns:mv="urn:schemas-microsoft-com:mac:vml" xmlns:o="urn:schemas-microsoft-com:office:office" xmlns:r="http://schemas.openxmlformats.org/officeDocument/2006/relationships" xmlns:m="http://schemas.openxmlformats.org/officeDocument/2006/math" xmlns:v="urn:schemas-microsoft-com:vml" xmlns:wp14="http://schemas.microsoft.com/office/word/2010/wordprocessingDrawing" xmlns:wp="http://schemas.openxmlformats.org/drawingml/2006/wordprocessingDrawing" xmlns:w10="urn:schemas-microsoft-com:office:word" xmlns:w="http://schemas.openxmlformats.org/wordprocessingml/2006/main" xmlns:w14="http://schemas.microsoft.com/office/word/2010/wordml" xmlns:wpg="http://schemas.microsoft.com/office/word/2010/wordprocessingGroup" xmlns:wpi="http://schemas.microsoft.com/office/word/2010/wordprocessingInk" xmlns:wne="http://schemas.microsoft.com/office/word/2006/wordml" xmlns:wps="http://schemas.microsoft.com/office/word/2010/wordprocessingShape" mc:Ignorable="w14 wp14">
+<w:document xmlns:ns1="http://schemas.openxmlformats.org/markup-compatibility/2006" xmlns:ns2="http://schemas.openxmlformats.org/drawingml/2006/wordprocessingDrawing" xmlns:ns3="http://schemas.openxmlformats.org/drawingml/2006/main" xmlns:ns4="http://schemas.openxmlformats.org/drawingml/2006/picture" xmlns:ns5="http://schemas.openxmlformats.org/officeDocument/2006/relationships" xmlns:w="http://schemas.openxmlformats.org/wordprocessingml/2006/main" ns1:Ignorable="w14 wp14">
   <w:body>
     <w:tbl>
       <w:tblPr>
@@ -50,36 +50,36 @@
             <w:r/>
             <w:r>
               <w:drawing>
-                <wp:inline xmlns:a="http://schemas.openxmlformats.org/drawingml/2006/main" xmlns:pic="http://schemas.openxmlformats.org/drawingml/2006/picture">
-                  <wp:extent cx="756000" cy="894631"/>
-                  <wp:docPr id="1" name="Picture 1"/>
-                  <wp:cNvGraphicFramePr>
-                    <a:graphicFrameLocks noChangeAspect="1"/>
-                  </wp:cNvGraphicFramePr>
-                  <a:graphic>
-                    <a:graphicData uri="http://schemas.openxmlformats.org/drawingml/2006/picture">
-                      <pic:pic>
-                        <pic:nvPicPr>
-                          <pic:cNvPr id="0" name="GLX_LOGO.jpg"/>
-                          <pic:cNvPicPr/>
-                        </pic:nvPicPr>
-                        <pic:blipFill>
-                          <a:blip r:embed="rId10"/>
-                          <a:stretch>
-                            <a:fillRect/>
-                          </a:stretch>
-                        </pic:blipFill>
-                        <pic:spPr>
-                          <a:xfrm>
-                            <a:off x="0" y="0"/>
-                            <a:ext cx="756000" cy="894631"/>
-                          </a:xfrm>
-                          <a:prstGeom prst="rect"/>
-                        </pic:spPr>
-                      </pic:pic>
-                    </a:graphicData>
-                  </a:graphic>
-                </wp:inline>
+                <ns2:inline>
+                  <ns2:extent cx="756000" cy="894631"/>
+                  <ns2:docPr id="1" name="Picture 1"/>
+                  <ns2:cNvGraphicFramePr>
+                    <ns3:graphicFrameLocks noChangeAspect="1"/>
+                  </ns2:cNvGraphicFramePr>
+                  <ns3:graphic>
+                    <ns3:graphicData uri="http://schemas.openxmlformats.org/drawingml/2006/picture">
+                      <ns4:pic>
+                        <ns4:nvPicPr>
+                          <ns4:cNvPr id="0" name="GLX_LOGO.jpg"/>
+                          <ns4:cNvPicPr/>
+                        </ns4:nvPicPr>
+                        <ns4:blipFill>
+                          <ns3:blip ns5:embed="rId10"/>
+                          <ns3:stretch>
+                            <ns3:fillRect/>
+                          </ns3:stretch>
+                        </ns4:blipFill>
+                        <ns4:spPr>
+                          <ns3:xfrm>
+                            <ns3:off x="0" y="0"/>
+                            <ns3:ext cx="756000" cy="894631"/>
+                          </ns3:xfrm>
+                          <ns3:prstGeom prst="rect"/>
+                        </ns4:spPr>
+                      </ns4:pic>
+                    </ns3:graphicData>
+                  </ns3:graphic>
+                </ns2:inline>
               </w:drawing>
             </w:r>
           </w:p>
@@ -185,20 +185,6 @@
           <w:sz w:val="20"/>
         </w:rPr>
         <w:t>N° {{CONTRAT_NUMERO}}</w:t>
-      </w:r>
-    </w:p>
-    <w:p>
-      <w:pPr>
-        <w:keepLines/>
-        <w:spacing w:after="200"/>
-        <w:jc w:val="left"/>
-      </w:pPr>
-      <w:r>
-        <w:rPr>
-          <w:i/>
-          <w:sz w:val="18"/>
-        </w:rPr>
-        <w:t>Canevas interne — clauses à valider par la DAF/RH avant signature.</w:t>
       </w:r>
     </w:p>
     <w:p>
@@ -1001,7 +987,7 @@
       </w:tr>
     </w:tbl>
     <w:sectPr>
-      <w:footerReference w:type="default" r:id="rId9"/>
+      <w:footerReference w:type="default" ns5:id="rId9"/>
       <w:pgSz w:w="11906" w:h="16838"/>
       <w:pgMar w:top="964" w:right="1134" w:bottom="964" w:left="1134" w:header="397" w:footer="397" w:gutter="0"/>
       <w:cols w:space="720"/>
@@ -1012,7 +998,7 @@
 </file>
 
 <file path=word/footer1.xml><?xml version="1.0" encoding="utf-8"?>
-<w:ftr xmlns:m="http://schemas.openxmlformats.org/officeDocument/2006/math" xmlns:mc="http://schemas.openxmlformats.org/markup-compatibility/2006" xmlns:mo="http://schemas.microsoft.com/office/mac/office/2008/main" xmlns:mv="urn:schemas-microsoft-com:mac:vml" xmlns:o="urn:schemas-microsoft-com:office:office" xmlns:r="http://schemas.openxmlformats.org/officeDocument/2006/relationships" xmlns:v="urn:schemas-microsoft-com:vml" xmlns:w10="urn:schemas-microsoft-com:office:word" xmlns:w14="http://schemas.microsoft.com/office/word/2010/wordml" xmlns:w="http://schemas.openxmlformats.org/wordprocessingml/2006/main" xmlns:wne="http://schemas.microsoft.com/office/word/2006/wordml" xmlns:wp14="http://schemas.microsoft.com/office/word/2010/wordprocessingDrawing" xmlns:wp="http://schemas.openxmlformats.org/drawingml/2006/wordprocessingDrawing" xmlns:wpc="http://schemas.microsoft.com/office/word/2010/wordprocessingCanvas" xmlns:wpg="http://schemas.microsoft.com/office/word/2010/wordprocessingGroup" xmlns:wpi="http://schemas.microsoft.com/office/word/2010/wordprocessingInk" xmlns:wps="http://schemas.microsoft.com/office/word/2010/wordprocessingShape" mc:Ignorable="w14 wp14">
+<w:ftr xmlns:ns1="http://schemas.openxmlformats.org/markup-compatibility/2006" xmlns:w="http://schemas.openxmlformats.org/wordprocessingml/2006/main" ns1:Ignorable="w14 wp14">
   <w:p>
     <w:pPr>
       <w:pStyle w:val="Footer"/>
@@ -1022,7 +1008,7 @@
       <w:rPr>
         <w:sz w:val="16"/>
       </w:rPr>
-      <w:t>{{CONTRAT_NUMERO}}  •  Canevas à valider DAF/RH</w:t>
+      <w:t>{{CONTRAT_NUMERO}}</w:t>
     </w:r>
     <w:r>
       <w:rPr>
